--- a/figs_tablas/Tabla1.docx
+++ b/figs_tablas/Tabla1.docx
@@ -1295,7 +1295,7 @@
                 <w:szCs w:val="18"/>
                 <w:color w:val="000000"/>
               </w:rPr>
-              <w:t xml:space="preserve">Grupo nivel 2</w:t>
+              <w:t xml:space="preserve">Grupo causa</w:t>
             </w:r>
           </w:p>
         </w:tc>
@@ -1405,7 +1405,7 @@
                 <w:szCs w:val="18"/>
                 <w:color w:val="000000"/>
               </w:rPr>
-              <w:t xml:space="preserve">INF; MAT-NEO; NUT; NPL; ECV; CRD; DM-CKD; OTR-ENT; TRA; SH-VI; LES-NOINT; GC1; GC2; GC3; GC4; NNE</w:t>
+              <w:t xml:space="preserve">CMNN; NPL; ECV; CRD; DM-CKD; OTR-ENT; TRA; SH; VI; CA; OTR-CE; GC1; GC2; GC3; GC4</w:t>
             </w:r>
           </w:p>
         </w:tc>

--- a/figs_tablas/Tabla1.docx
+++ b/figs_tablas/Tabla1.docx
@@ -895,7 +895,7 @@
                 <w:szCs w:val="18"/>
                 <w:color w:val="000000"/>
               </w:rPr>
-              <w:t xml:space="preserve">Masculino; Femenino</w:t>
+              <w:t xml:space="preserve">Femenino; Masculino</w:t>
             </w:r>
           </w:p>
         </w:tc>
@@ -1350,7 +1350,7 @@
                 <w:szCs w:val="18"/>
                 <w:color w:val="000000"/>
               </w:rPr>
-              <w:t xml:space="preserve">Clasificación de causas según grupos nivel 2 del GBD-2023</w:t>
+              <w:t xml:space="preserve">Clasificación de causas según grupos niveles 2-3 del GBD-2023</w:t>
             </w:r>
           </w:p>
         </w:tc>
@@ -1405,7 +1405,7 @@
                 <w:szCs w:val="18"/>
                 <w:color w:val="000000"/>
               </w:rPr>
-              <w:t xml:space="preserve">CMNN; NPL; ECV; CRD; DM-CKD; OTR-ENT; TRA; SH; VI; CA; OTR-CE; GC1; GC2; GC3; GC4</w:t>
+              <w:t xml:space="preserve">CE:CA; CE:OTR-CE; CE:OTR-TRA; CE:SH; CE:TRA; CE:VI; CMNN:INF; CMNN:MAT-NEO; CMNN:NUTR; ENT:CRD; ENT:DIG; ENT:DM-CKD; ENT:ECV; ENT:MUSC; ENT:NEU-MENT; ENT:NPL; ENT:OTR-ENT; ENT:PIEL; ENT:SUST; GC:GC1; GC:GC2; GC:GC3; GC:GC4</w:t>
             </w:r>
           </w:p>
         </w:tc>

--- a/figs_tablas/Tabla1.docx
+++ b/figs_tablas/Tabla1.docx
@@ -10,10 +10,28 @@
         <w:t xml:space="preserve"/>
       </w:r>
     </w:p>
+    <w:p>
+      <w:pPr>
+        <w:pStyle w:val="TableCaption"/>
+        <w:jc w:val="left"/>
+        <w:keepNext/>
+        <w:pBdr>
+          <w:bottom w:val="none" w:sz="0" w:space="0" w:color="000000"/>
+          <w:top w:val="none" w:sz="0" w:space="0" w:color="000000"/>
+          <w:left w:val="none" w:sz="0" w:space="0" w:color="000000"/>
+          <w:right w:val="none" w:sz="0" w:space="0" w:color="000000"/>
+        </w:pBdr>
+        <w:spacing w:after="60" w:before="60" w:line="240"/>
+        <w:ind w:left="60" w:right="60" w:firstLine="0" w:firstLineChars="0"/>
+      </w:pPr>
+      <w:r>
+        <w:t xml:space="preserve">Tabla 1. Principales códigos garbage de nivel 1 y 2 (GC1-GC2) registrados como causa básica de defunción en Argentina (2010-2023).</w:t>
+      </w:r>
+    </w:p>
     <w:tbl xmlns:a="http://schemas.openxmlformats.org/drawingml/2006/main" xmlns:pic="http://schemas.openxmlformats.org/drawingml/2006/picture">
       <w:tblPr>
         <w:tblLayout w:type="fixed"/>
-        <w:jc w:val="center"/>
+        <w:jc w:val="start"/>
         <w:tblLook w:firstRow="1" w:lastRow="0" w:firstColumn="0" w:lastColumn="0" w:noHBand="0" w:noVBand="1"/>
       </w:tblPr>
       <w:tblGrid>
@@ -59,19 +77,19 @@
               <w:rPr>
                 <w:rFonts w:ascii="Times New Roman" w:hAnsi="Times New Roman" w:eastAsia="Times New Roman" w:cs="Times New Roman"/>
                 <w:i w:val="false"/>
-                <w:b w:val="false"/>
-                <w:u w:val="none"/>
-                <w:strike w:val="false"/>
-                <w:sz w:val="18"/>
-                <w:szCs w:val="18"/>
-                <w:color w:val="000000"/>
-              </w:rPr>
-            </w:pPr>
-            <w:r>
-              <w:rPr>
-                <w:rFonts w:ascii="Times New Roman" w:hAnsi="Times New Roman" w:eastAsia="Times New Roman" w:cs="Times New Roman"/>
-                <w:i w:val="false"/>
-                <w:b w:val="false"/>
+                <w:b w:val="true"/>
+                <w:u w:val="none"/>
+                <w:strike w:val="false"/>
+                <w:sz w:val="18"/>
+                <w:szCs w:val="18"/>
+                <w:color w:val="000000"/>
+              </w:rPr>
+            </w:pPr>
+            <w:r>
+              <w:rPr>
+                <w:rFonts w:ascii="Times New Roman" w:hAnsi="Times New Roman" w:eastAsia="Times New Roman" w:cs="Times New Roman"/>
+                <w:i w:val="false"/>
+                <w:b w:val="true"/>
                 <w:u w:val="none"/>
                 <w:strike w:val="false"/>
                 <w:sz w:val="18"/>
@@ -114,19 +132,19 @@
               <w:rPr>
                 <w:rFonts w:ascii="Times New Roman" w:hAnsi="Times New Roman" w:eastAsia="Times New Roman" w:cs="Times New Roman"/>
                 <w:i w:val="false"/>
-                <w:b w:val="false"/>
-                <w:u w:val="none"/>
-                <w:strike w:val="false"/>
-                <w:sz w:val="18"/>
-                <w:szCs w:val="18"/>
-                <w:color w:val="000000"/>
-              </w:rPr>
-            </w:pPr>
-            <w:r>
-              <w:rPr>
-                <w:rFonts w:ascii="Times New Roman" w:hAnsi="Times New Roman" w:eastAsia="Times New Roman" w:cs="Times New Roman"/>
-                <w:i w:val="false"/>
-                <w:b w:val="false"/>
+                <w:b w:val="true"/>
+                <w:u w:val="none"/>
+                <w:strike w:val="false"/>
+                <w:sz w:val="18"/>
+                <w:szCs w:val="18"/>
+                <w:color w:val="000000"/>
+              </w:rPr>
+            </w:pPr>
+            <w:r>
+              <w:rPr>
+                <w:rFonts w:ascii="Times New Roman" w:hAnsi="Times New Roman" w:eastAsia="Times New Roman" w:cs="Times New Roman"/>
+                <w:i w:val="false"/>
+                <w:b w:val="true"/>
                 <w:u w:val="none"/>
                 <w:strike w:val="false"/>
                 <w:sz w:val="18"/>
@@ -169,19 +187,19 @@
               <w:rPr>
                 <w:rFonts w:ascii="Times New Roman" w:hAnsi="Times New Roman" w:eastAsia="Times New Roman" w:cs="Times New Roman"/>
                 <w:i w:val="false"/>
-                <w:b w:val="false"/>
-                <w:u w:val="none"/>
-                <w:strike w:val="false"/>
-                <w:sz w:val="18"/>
-                <w:szCs w:val="18"/>
-                <w:color w:val="000000"/>
-              </w:rPr>
-            </w:pPr>
-            <w:r>
-              <w:rPr>
-                <w:rFonts w:ascii="Times New Roman" w:hAnsi="Times New Roman" w:eastAsia="Times New Roman" w:cs="Times New Roman"/>
-                <w:i w:val="false"/>
-                <w:b w:val="false"/>
+                <w:b w:val="true"/>
+                <w:u w:val="none"/>
+                <w:strike w:val="false"/>
+                <w:sz w:val="18"/>
+                <w:szCs w:val="18"/>
+                <w:color w:val="000000"/>
+              </w:rPr>
+            </w:pPr>
+            <w:r>
+              <w:rPr>
+                <w:rFonts w:ascii="Times New Roman" w:hAnsi="Times New Roman" w:eastAsia="Times New Roman" w:cs="Times New Roman"/>
+                <w:i w:val="false"/>
+                <w:b w:val="true"/>
                 <w:u w:val="none"/>
                 <w:strike w:val="false"/>
                 <w:sz w:val="18"/>
@@ -224,19 +242,19 @@
               <w:rPr>
                 <w:rFonts w:ascii="Times New Roman" w:hAnsi="Times New Roman" w:eastAsia="Times New Roman" w:cs="Times New Roman"/>
                 <w:i w:val="false"/>
-                <w:b w:val="false"/>
-                <w:u w:val="none"/>
-                <w:strike w:val="false"/>
-                <w:sz w:val="18"/>
-                <w:szCs w:val="18"/>
-                <w:color w:val="000000"/>
-              </w:rPr>
-            </w:pPr>
-            <w:r>
-              <w:rPr>
-                <w:rFonts w:ascii="Times New Roman" w:hAnsi="Times New Roman" w:eastAsia="Times New Roman" w:cs="Times New Roman"/>
-                <w:i w:val="false"/>
-                <w:b w:val="false"/>
+                <w:b w:val="true"/>
+                <w:u w:val="none"/>
+                <w:strike w:val="false"/>
+                <w:sz w:val="18"/>
+                <w:szCs w:val="18"/>
+                <w:color w:val="000000"/>
+              </w:rPr>
+            </w:pPr>
+            <w:r>
+              <w:rPr>
+                <w:rFonts w:ascii="Times New Roman" w:hAnsi="Times New Roman" w:eastAsia="Times New Roman" w:cs="Times New Roman"/>
+                <w:i w:val="false"/>
+                <w:b w:val="true"/>
                 <w:u w:val="none"/>
                 <w:strike w:val="false"/>
                 <w:sz w:val="18"/>
@@ -267,7 +285,7 @@
               <w:left w:w="0" w:type="dxa"/>
               <w:right w:w="0" w:type="dxa"/>
             </w:tcMar>
-            <w:vAlign w:val="top"/>
+            <w:vAlign w:val="center"/>
           </w:tcPr>
           <w:p>
             <w:pPr>
@@ -322,7 +340,7 @@
               <w:left w:w="0" w:type="dxa"/>
               <w:right w:w="0" w:type="dxa"/>
             </w:tcMar>
-            <w:vAlign w:val="top"/>
+            <w:vAlign w:val="center"/>
           </w:tcPr>
           <w:p>
             <w:pPr>
@@ -377,7 +395,7 @@
               <w:left w:w="0" w:type="dxa"/>
               <w:right w:w="0" w:type="dxa"/>
             </w:tcMar>
-            <w:vAlign w:val="top"/>
+            <w:vAlign w:val="center"/>
           </w:tcPr>
           <w:p>
             <w:pPr>
@@ -432,7 +450,7 @@
               <w:left w:w="0" w:type="dxa"/>
               <w:right w:w="0" w:type="dxa"/>
             </w:tcMar>
-            <w:vAlign w:val="top"/>
+            <w:vAlign w:val="center"/>
           </w:tcPr>
           <w:p>
             <w:pPr>
@@ -492,7 +510,7 @@
               <w:left w:w="0" w:type="dxa"/>
               <w:right w:w="0" w:type="dxa"/>
             </w:tcMar>
-            <w:vAlign w:val="top"/>
+            <w:vAlign w:val="center"/>
           </w:tcPr>
           <w:p>
             <w:pPr>
@@ -547,7 +565,7 @@
               <w:left w:w="0" w:type="dxa"/>
               <w:right w:w="0" w:type="dxa"/>
             </w:tcMar>
-            <w:vAlign w:val="top"/>
+            <w:vAlign w:val="center"/>
           </w:tcPr>
           <w:p>
             <w:pPr>
@@ -602,7 +620,7 @@
               <w:left w:w="0" w:type="dxa"/>
               <w:right w:w="0" w:type="dxa"/>
             </w:tcMar>
-            <w:vAlign w:val="top"/>
+            <w:vAlign w:val="center"/>
           </w:tcPr>
           <w:p>
             <w:pPr>
@@ -657,7 +675,7 @@
               <w:left w:w="0" w:type="dxa"/>
               <w:right w:w="0" w:type="dxa"/>
             </w:tcMar>
-            <w:vAlign w:val="top"/>
+            <w:vAlign w:val="center"/>
           </w:tcPr>
           <w:p>
             <w:pPr>
@@ -717,7 +735,7 @@
               <w:left w:w="0" w:type="dxa"/>
               <w:right w:w="0" w:type="dxa"/>
             </w:tcMar>
-            <w:vAlign w:val="top"/>
+            <w:vAlign w:val="center"/>
           </w:tcPr>
           <w:p>
             <w:pPr>
@@ -772,7 +790,7 @@
               <w:left w:w="0" w:type="dxa"/>
               <w:right w:w="0" w:type="dxa"/>
             </w:tcMar>
-            <w:vAlign w:val="top"/>
+            <w:vAlign w:val="center"/>
           </w:tcPr>
           <w:p>
             <w:pPr>
@@ -827,7 +845,7 @@
               <w:left w:w="0" w:type="dxa"/>
               <w:right w:w="0" w:type="dxa"/>
             </w:tcMar>
-            <w:vAlign w:val="top"/>
+            <w:vAlign w:val="center"/>
           </w:tcPr>
           <w:p>
             <w:pPr>
@@ -882,7 +900,7 @@
               <w:left w:w="0" w:type="dxa"/>
               <w:right w:w="0" w:type="dxa"/>
             </w:tcMar>
-            <w:vAlign w:val="top"/>
+            <w:vAlign w:val="center"/>
           </w:tcPr>
           <w:p>
             <w:pPr>
@@ -942,7 +960,7 @@
               <w:left w:w="0" w:type="dxa"/>
               <w:right w:w="0" w:type="dxa"/>
             </w:tcMar>
-            <w:vAlign w:val="top"/>
+            <w:vAlign w:val="center"/>
           </w:tcPr>
           <w:p>
             <w:pPr>
@@ -997,7 +1015,7 @@
               <w:left w:w="0" w:type="dxa"/>
               <w:right w:w="0" w:type="dxa"/>
             </w:tcMar>
-            <w:vAlign w:val="top"/>
+            <w:vAlign w:val="center"/>
           </w:tcPr>
           <w:p>
             <w:pPr>
@@ -1052,7 +1070,7 @@
               <w:left w:w="0" w:type="dxa"/>
               <w:right w:w="0" w:type="dxa"/>
             </w:tcMar>
-            <w:vAlign w:val="top"/>
+            <w:vAlign w:val="center"/>
           </w:tcPr>
           <w:p>
             <w:pPr>
@@ -1107,7 +1125,7 @@
               <w:left w:w="0" w:type="dxa"/>
               <w:right w:w="0" w:type="dxa"/>
             </w:tcMar>
-            <w:vAlign w:val="top"/>
+            <w:vAlign w:val="center"/>
           </w:tcPr>
           <w:p>
             <w:pPr>
@@ -1167,7 +1185,7 @@
               <w:left w:w="0" w:type="dxa"/>
               <w:right w:w="0" w:type="dxa"/>
             </w:tcMar>
-            <w:vAlign w:val="top"/>
+            <w:vAlign w:val="center"/>
           </w:tcPr>
           <w:p>
             <w:pPr>
@@ -1222,7 +1240,7 @@
               <w:left w:w="0" w:type="dxa"/>
               <w:right w:w="0" w:type="dxa"/>
             </w:tcMar>
-            <w:vAlign w:val="top"/>
+            <w:vAlign w:val="center"/>
           </w:tcPr>
           <w:p>
             <w:pPr>
@@ -1277,7 +1295,7 @@
               <w:left w:w="0" w:type="dxa"/>
               <w:right w:w="0" w:type="dxa"/>
             </w:tcMar>
-            <w:vAlign w:val="top"/>
+            <w:vAlign w:val="center"/>
           </w:tcPr>
           <w:p>
             <w:pPr>
@@ -1332,7 +1350,7 @@
               <w:left w:w="0" w:type="dxa"/>
               <w:right w:w="0" w:type="dxa"/>
             </w:tcMar>
-            <w:vAlign w:val="top"/>
+            <w:vAlign w:val="center"/>
           </w:tcPr>
           <w:p>
             <w:pPr>
@@ -1392,7 +1410,7 @@
               <w:left w:w="0" w:type="dxa"/>
               <w:right w:w="0" w:type="dxa"/>
             </w:tcMar>
-            <w:vAlign w:val="top"/>
+            <w:vAlign w:val="center"/>
           </w:tcPr>
           <w:p>
             <w:pPr>
@@ -1447,7 +1465,7 @@
               <w:left w:w="0" w:type="dxa"/>
               <w:right w:w="0" w:type="dxa"/>
             </w:tcMar>
-            <w:vAlign w:val="top"/>
+            <w:vAlign w:val="center"/>
           </w:tcPr>
           <w:p>
             <w:pPr>
@@ -1502,7 +1520,7 @@
               <w:left w:w="0" w:type="dxa"/>
               <w:right w:w="0" w:type="dxa"/>
             </w:tcMar>
-            <w:vAlign w:val="top"/>
+            <w:vAlign w:val="center"/>
           </w:tcPr>
           <w:p>
             <w:pPr>
@@ -1557,7 +1575,7 @@
               <w:left w:w="0" w:type="dxa"/>
               <w:right w:w="0" w:type="dxa"/>
             </w:tcMar>
-            <w:vAlign w:val="top"/>
+            <w:vAlign w:val="center"/>
           </w:tcPr>
           <w:p>
             <w:pPr>
@@ -1617,7 +1635,7 @@
               <w:left w:w="0" w:type="dxa"/>
               <w:right w:w="0" w:type="dxa"/>
             </w:tcMar>
-            <w:vAlign w:val="top"/>
+            <w:vAlign w:val="center"/>
           </w:tcPr>
           <w:p>
             <w:pPr>
@@ -1672,7 +1690,7 @@
               <w:left w:w="0" w:type="dxa"/>
               <w:right w:w="0" w:type="dxa"/>
             </w:tcMar>
-            <w:vAlign w:val="top"/>
+            <w:vAlign w:val="center"/>
           </w:tcPr>
           <w:p>
             <w:pPr>
@@ -1727,7 +1745,7 @@
               <w:left w:w="0" w:type="dxa"/>
               <w:right w:w="0" w:type="dxa"/>
             </w:tcMar>
-            <w:vAlign w:val="top"/>
+            <w:vAlign w:val="center"/>
           </w:tcPr>
           <w:p>
             <w:pPr>
@@ -1782,7 +1800,7 @@
               <w:left w:w="0" w:type="dxa"/>
               <w:right w:w="0" w:type="dxa"/>
             </w:tcMar>
-            <w:vAlign w:val="top"/>
+            <w:vAlign w:val="center"/>
           </w:tcPr>
           <w:p>
             <w:pPr>
@@ -1842,7 +1860,7 @@
               <w:left w:w="0" w:type="dxa"/>
               <w:right w:w="0" w:type="dxa"/>
             </w:tcMar>
-            <w:vAlign w:val="top"/>
+            <w:vAlign w:val="center"/>
           </w:tcPr>
           <w:p>
             <w:pPr>
@@ -1897,7 +1915,7 @@
               <w:left w:w="0" w:type="dxa"/>
               <w:right w:w="0" w:type="dxa"/>
             </w:tcMar>
-            <w:vAlign w:val="top"/>
+            <w:vAlign w:val="center"/>
           </w:tcPr>
           <w:p>
             <w:pPr>
@@ -1952,7 +1970,7 @@
               <w:left w:w="0" w:type="dxa"/>
               <w:right w:w="0" w:type="dxa"/>
             </w:tcMar>
-            <w:vAlign w:val="top"/>
+            <w:vAlign w:val="center"/>
           </w:tcPr>
           <w:p>
             <w:pPr>
@@ -2007,7 +2025,7 @@
               <w:left w:w="0" w:type="dxa"/>
               <w:right w:w="0" w:type="dxa"/>
             </w:tcMar>
-            <w:vAlign w:val="top"/>
+            <w:vAlign w:val="center"/>
           </w:tcPr>
           <w:p>
             <w:pPr>
@@ -2067,7 +2085,7 @@
               <w:left w:w="0" w:type="dxa"/>
               <w:right w:w="0" w:type="dxa"/>
             </w:tcMar>
-            <w:vAlign w:val="top"/>
+            <w:vAlign w:val="center"/>
           </w:tcPr>
           <w:p>
             <w:pPr>
@@ -2122,7 +2140,7 @@
               <w:left w:w="0" w:type="dxa"/>
               <w:right w:w="0" w:type="dxa"/>
             </w:tcMar>
-            <w:vAlign w:val="top"/>
+            <w:vAlign w:val="center"/>
           </w:tcPr>
           <w:p>
             <w:pPr>
@@ -2177,7 +2195,7 @@
               <w:left w:w="0" w:type="dxa"/>
               <w:right w:w="0" w:type="dxa"/>
             </w:tcMar>
-            <w:vAlign w:val="top"/>
+            <w:vAlign w:val="center"/>
           </w:tcPr>
           <w:p>
             <w:pPr>
@@ -2232,7 +2250,7 @@
               <w:left w:w="0" w:type="dxa"/>
               <w:right w:w="0" w:type="dxa"/>
             </w:tcMar>
-            <w:vAlign w:val="top"/>
+            <w:vAlign w:val="center"/>
           </w:tcPr>
           <w:p>
             <w:pPr>
@@ -2292,7 +2310,7 @@
               <w:left w:w="0" w:type="dxa"/>
               <w:right w:w="0" w:type="dxa"/>
             </w:tcMar>
-            <w:vAlign w:val="top"/>
+            <w:vAlign w:val="center"/>
           </w:tcPr>
           <w:p>
             <w:pPr>
@@ -2347,7 +2365,7 @@
               <w:left w:w="0" w:type="dxa"/>
               <w:right w:w="0" w:type="dxa"/>
             </w:tcMar>
-            <w:vAlign w:val="top"/>
+            <w:vAlign w:val="center"/>
           </w:tcPr>
           <w:p>
             <w:pPr>
@@ -2402,7 +2420,7 @@
               <w:left w:w="0" w:type="dxa"/>
               <w:right w:w="0" w:type="dxa"/>
             </w:tcMar>
-            <w:vAlign w:val="top"/>
+            <w:vAlign w:val="center"/>
           </w:tcPr>
           <w:p>
             <w:pPr>
@@ -2457,7 +2475,7 @@
               <w:left w:w="0" w:type="dxa"/>
               <w:right w:w="0" w:type="dxa"/>
             </w:tcMar>
-            <w:vAlign w:val="top"/>
+            <w:vAlign w:val="center"/>
           </w:tcPr>
           <w:p>
             <w:pPr>
@@ -2517,7 +2535,7 @@
               <w:left w:w="0" w:type="dxa"/>
               <w:right w:w="0" w:type="dxa"/>
             </w:tcMar>
-            <w:vAlign w:val="top"/>
+            <w:vAlign w:val="center"/>
           </w:tcPr>
           <w:p>
             <w:pPr>
@@ -2572,7 +2590,7 @@
               <w:left w:w="0" w:type="dxa"/>
               <w:right w:w="0" w:type="dxa"/>
             </w:tcMar>
-            <w:vAlign w:val="top"/>
+            <w:vAlign w:val="center"/>
           </w:tcPr>
           <w:p>
             <w:pPr>
@@ -2627,7 +2645,7 @@
               <w:left w:w="0" w:type="dxa"/>
               <w:right w:w="0" w:type="dxa"/>
             </w:tcMar>
-            <w:vAlign w:val="top"/>
+            <w:vAlign w:val="center"/>
           </w:tcPr>
           <w:p>
             <w:pPr>
@@ -2682,7 +2700,7 @@
               <w:left w:w="0" w:type="dxa"/>
               <w:right w:w="0" w:type="dxa"/>
             </w:tcMar>
-            <w:vAlign w:val="top"/>
+            <w:vAlign w:val="center"/>
           </w:tcPr>
           <w:p>
             <w:pPr>
@@ -2742,7 +2760,7 @@
               <w:left w:w="0" w:type="dxa"/>
               <w:right w:w="0" w:type="dxa"/>
             </w:tcMar>
-            <w:vAlign w:val="top"/>
+            <w:vAlign w:val="center"/>
           </w:tcPr>
           <w:p>
             <w:pPr>
@@ -2797,7 +2815,7 @@
               <w:left w:w="0" w:type="dxa"/>
               <w:right w:w="0" w:type="dxa"/>
             </w:tcMar>
-            <w:vAlign w:val="top"/>
+            <w:vAlign w:val="center"/>
           </w:tcPr>
           <w:p>
             <w:pPr>
@@ -2852,7 +2870,7 @@
               <w:left w:w="0" w:type="dxa"/>
               <w:right w:w="0" w:type="dxa"/>
             </w:tcMar>
-            <w:vAlign w:val="top"/>
+            <w:vAlign w:val="center"/>
           </w:tcPr>
           <w:p>
             <w:pPr>
@@ -2907,7 +2925,7 @@
               <w:left w:w="0" w:type="dxa"/>
               <w:right w:w="0" w:type="dxa"/>
             </w:tcMar>
-            <w:vAlign w:val="top"/>
+            <w:vAlign w:val="center"/>
           </w:tcPr>
           <w:p>
             <w:pPr>
@@ -2967,7 +2985,7 @@
               <w:left w:w="0" w:type="dxa"/>
               <w:right w:w="0" w:type="dxa"/>
             </w:tcMar>
-            <w:vAlign w:val="top"/>
+            <w:vAlign w:val="center"/>
           </w:tcPr>
           <w:p>
             <w:pPr>
@@ -3022,7 +3040,7 @@
               <w:left w:w="0" w:type="dxa"/>
               <w:right w:w="0" w:type="dxa"/>
             </w:tcMar>
-            <w:vAlign w:val="top"/>
+            <w:vAlign w:val="center"/>
           </w:tcPr>
           <w:p>
             <w:pPr>
@@ -3077,7 +3095,7 @@
               <w:left w:w="0" w:type="dxa"/>
               <w:right w:w="0" w:type="dxa"/>
             </w:tcMar>
-            <w:vAlign w:val="top"/>
+            <w:vAlign w:val="center"/>
           </w:tcPr>
           <w:p>
             <w:pPr>
@@ -3132,7 +3150,7 @@
               <w:left w:w="0" w:type="dxa"/>
               <w:right w:w="0" w:type="dxa"/>
             </w:tcMar>
-            <w:vAlign w:val="top"/>
+            <w:vAlign w:val="center"/>
           </w:tcPr>
           <w:p>
             <w:pPr>
@@ -3192,7 +3210,7 @@
               <w:left w:w="0" w:type="dxa"/>
               <w:right w:w="0" w:type="dxa"/>
             </w:tcMar>
-            <w:vAlign w:val="top"/>
+            <w:vAlign w:val="center"/>
           </w:tcPr>
           <w:p>
             <w:pPr>
@@ -3247,7 +3265,7 @@
               <w:left w:w="0" w:type="dxa"/>
               <w:right w:w="0" w:type="dxa"/>
             </w:tcMar>
-            <w:vAlign w:val="top"/>
+            <w:vAlign w:val="center"/>
           </w:tcPr>
           <w:p>
             <w:pPr>
@@ -3302,7 +3320,7 @@
               <w:left w:w="0" w:type="dxa"/>
               <w:right w:w="0" w:type="dxa"/>
             </w:tcMar>
-            <w:vAlign w:val="top"/>
+            <w:vAlign w:val="center"/>
           </w:tcPr>
           <w:p>
             <w:pPr>
@@ -3357,7 +3375,7 @@
               <w:left w:w="0" w:type="dxa"/>
               <w:right w:w="0" w:type="dxa"/>
             </w:tcMar>
-            <w:vAlign w:val="top"/>
+            <w:vAlign w:val="center"/>
           </w:tcPr>
           <w:p>
             <w:pPr>
@@ -3417,7 +3435,7 @@
               <w:left w:w="0" w:type="dxa"/>
               <w:right w:w="0" w:type="dxa"/>
             </w:tcMar>
-            <w:vAlign w:val="top"/>
+            <w:vAlign w:val="center"/>
           </w:tcPr>
           <w:p>
             <w:pPr>
@@ -3472,7 +3490,7 @@
               <w:left w:w="0" w:type="dxa"/>
               <w:right w:w="0" w:type="dxa"/>
             </w:tcMar>
-            <w:vAlign w:val="top"/>
+            <w:vAlign w:val="center"/>
           </w:tcPr>
           <w:p>
             <w:pPr>
@@ -3527,7 +3545,7 @@
               <w:left w:w="0" w:type="dxa"/>
               <w:right w:w="0" w:type="dxa"/>
             </w:tcMar>
-            <w:vAlign w:val="top"/>
+            <w:vAlign w:val="center"/>
           </w:tcPr>
           <w:p>
             <w:pPr>
@@ -3582,7 +3600,7 @@
               <w:left w:w="0" w:type="dxa"/>
               <w:right w:w="0" w:type="dxa"/>
             </w:tcMar>
-            <w:vAlign w:val="top"/>
+            <w:vAlign w:val="center"/>
           </w:tcPr>
           <w:p>
             <w:pPr>
@@ -3642,7 +3660,7 @@
               <w:left w:w="0" w:type="dxa"/>
               <w:right w:w="0" w:type="dxa"/>
             </w:tcMar>
-            <w:vAlign w:val="top"/>
+            <w:vAlign w:val="center"/>
           </w:tcPr>
           <w:p>
             <w:pPr>
@@ -3697,7 +3715,7 @@
               <w:left w:w="0" w:type="dxa"/>
               <w:right w:w="0" w:type="dxa"/>
             </w:tcMar>
-            <w:vAlign w:val="top"/>
+            <w:vAlign w:val="center"/>
           </w:tcPr>
           <w:p>
             <w:pPr>
@@ -3752,7 +3770,7 @@
               <w:left w:w="0" w:type="dxa"/>
               <w:right w:w="0" w:type="dxa"/>
             </w:tcMar>
-            <w:vAlign w:val="top"/>
+            <w:vAlign w:val="center"/>
           </w:tcPr>
           <w:p>
             <w:pPr>
@@ -3807,7 +3825,7 @@
               <w:left w:w="0" w:type="dxa"/>
               <w:right w:w="0" w:type="dxa"/>
             </w:tcMar>
-            <w:vAlign w:val="top"/>
+            <w:vAlign w:val="center"/>
           </w:tcPr>
           <w:p>
             <w:pPr>
@@ -3867,7 +3885,7 @@
               <w:left w:w="0" w:type="dxa"/>
               <w:right w:w="0" w:type="dxa"/>
             </w:tcMar>
-            <w:vAlign w:val="top"/>
+            <w:vAlign w:val="center"/>
           </w:tcPr>
           <w:p>
             <w:pPr>
@@ -3922,7 +3940,7 @@
               <w:left w:w="0" w:type="dxa"/>
               <w:right w:w="0" w:type="dxa"/>
             </w:tcMar>
-            <w:vAlign w:val="top"/>
+            <w:vAlign w:val="center"/>
           </w:tcPr>
           <w:p>
             <w:pPr>
@@ -3977,7 +3995,7 @@
               <w:left w:w="0" w:type="dxa"/>
               <w:right w:w="0" w:type="dxa"/>
             </w:tcMar>
-            <w:vAlign w:val="top"/>
+            <w:vAlign w:val="center"/>
           </w:tcPr>
           <w:p>
             <w:pPr>
@@ -4032,7 +4050,7 @@
               <w:left w:w="0" w:type="dxa"/>
               <w:right w:w="0" w:type="dxa"/>
             </w:tcMar>
-            <w:vAlign w:val="top"/>
+            <w:vAlign w:val="center"/>
           </w:tcPr>
           <w:p>
             <w:pPr>
@@ -4092,7 +4110,7 @@
               <w:left w:w="0" w:type="dxa"/>
               <w:right w:w="0" w:type="dxa"/>
             </w:tcMar>
-            <w:vAlign w:val="top"/>
+            <w:vAlign w:val="center"/>
           </w:tcPr>
           <w:p>
             <w:pPr>
@@ -4147,7 +4165,7 @@
               <w:left w:w="0" w:type="dxa"/>
               <w:right w:w="0" w:type="dxa"/>
             </w:tcMar>
-            <w:vAlign w:val="top"/>
+            <w:vAlign w:val="center"/>
           </w:tcPr>
           <w:p>
             <w:pPr>
@@ -4202,7 +4220,7 @@
               <w:left w:w="0" w:type="dxa"/>
               <w:right w:w="0" w:type="dxa"/>
             </w:tcMar>
-            <w:vAlign w:val="top"/>
+            <w:vAlign w:val="center"/>
           </w:tcPr>
           <w:p>
             <w:pPr>
@@ -4257,7 +4275,7 @@
               <w:left w:w="0" w:type="dxa"/>
               <w:right w:w="0" w:type="dxa"/>
             </w:tcMar>
-            <w:vAlign w:val="top"/>
+            <w:vAlign w:val="center"/>
           </w:tcPr>
           <w:p>
             <w:pPr>
@@ -4317,7 +4335,7 @@
               <w:left w:w="0" w:type="dxa"/>
               <w:right w:w="0" w:type="dxa"/>
             </w:tcMar>
-            <w:vAlign w:val="top"/>
+            <w:vAlign w:val="center"/>
           </w:tcPr>
           <w:p>
             <w:pPr>
@@ -4372,7 +4390,7 @@
               <w:left w:w="0" w:type="dxa"/>
               <w:right w:w="0" w:type="dxa"/>
             </w:tcMar>
-            <w:vAlign w:val="top"/>
+            <w:vAlign w:val="center"/>
           </w:tcPr>
           <w:p>
             <w:pPr>
@@ -4427,7 +4445,7 @@
               <w:left w:w="0" w:type="dxa"/>
               <w:right w:w="0" w:type="dxa"/>
             </w:tcMar>
-            <w:vAlign w:val="top"/>
+            <w:vAlign w:val="center"/>
           </w:tcPr>
           <w:p>
             <w:pPr>
@@ -4482,7 +4500,7 @@
               <w:left w:w="0" w:type="dxa"/>
               <w:right w:w="0" w:type="dxa"/>
             </w:tcMar>
-            <w:vAlign w:val="top"/>
+            <w:vAlign w:val="center"/>
           </w:tcPr>
           <w:p>
             <w:pPr>
@@ -4542,7 +4560,7 @@
               <w:left w:w="0" w:type="dxa"/>
               <w:right w:w="0" w:type="dxa"/>
             </w:tcMar>
-            <w:vAlign w:val="top"/>
+            <w:vAlign w:val="center"/>
           </w:tcPr>
           <w:p>
             <w:pPr>
@@ -4597,7 +4615,7 @@
               <w:left w:w="0" w:type="dxa"/>
               <w:right w:w="0" w:type="dxa"/>
             </w:tcMar>
-            <w:vAlign w:val="top"/>
+            <w:vAlign w:val="center"/>
           </w:tcPr>
           <w:p>
             <w:pPr>
@@ -4652,7 +4670,7 @@
               <w:left w:w="0" w:type="dxa"/>
               <w:right w:w="0" w:type="dxa"/>
             </w:tcMar>
-            <w:vAlign w:val="top"/>
+            <w:vAlign w:val="center"/>
           </w:tcPr>
           <w:p>
             <w:pPr>
@@ -4707,7 +4725,7 @@
               <w:left w:w="0" w:type="dxa"/>
               <w:right w:w="0" w:type="dxa"/>
             </w:tcMar>
-            <w:vAlign w:val="top"/>
+            <w:vAlign w:val="center"/>
           </w:tcPr>
           <w:p>
             <w:pPr>
